--- a/Nika/print/rankings/general_top3.docx
+++ b/Nika/print/rankings/general_top3.docx
@@ -146,7 +146,7 @@
                 <w:sz w:val="20"/>
                 <w:szCs w:val="20"/>
               </w:rPr>
-              <w:t xml:space="preserve">215</w:t>
+              <w:t xml:space="preserve">216</w:t>
             </w:r>
           </w:p>
         </w:tc>
@@ -168,7 +168,7 @@
                 <w:sz w:val="20"/>
                 <w:szCs w:val="20"/>
               </w:rPr>
-              <w:t xml:space="preserve">147</w:t>
+              <w:t xml:space="preserve">148</w:t>
             </w:r>
           </w:p>
         </w:tc>
@@ -236,7 +236,7 @@
                 <w:sz w:val="20"/>
                 <w:szCs w:val="20"/>
               </w:rPr>
-              <w:t xml:space="preserve">132</w:t>
+              <w:t xml:space="preserve">137</w:t>
             </w:r>
           </w:p>
         </w:tc>
@@ -258,7 +258,7 @@
                 <w:sz w:val="20"/>
                 <w:szCs w:val="20"/>
               </w:rPr>
-              <w:t xml:space="preserve">92</w:t>
+              <w:t xml:space="preserve">96</w:t>
             </w:r>
           </w:p>
         </w:tc>
@@ -280,7 +280,7 @@
                 <w:sz w:val="20"/>
                 <w:szCs w:val="20"/>
               </w:rPr>
-              <w:t xml:space="preserve">40</w:t>
+              <w:t xml:space="preserve">41</w:t>
             </w:r>
           </w:p>
         </w:tc>
@@ -326,7 +326,7 @@
                 <w:sz w:val="20"/>
                 <w:szCs w:val="20"/>
               </w:rPr>
-              <w:t xml:space="preserve">215</w:t>
+              <w:t xml:space="preserve">138</w:t>
             </w:r>
           </w:p>
         </w:tc>
@@ -348,7 +348,7 @@
                 <w:sz w:val="20"/>
                 <w:szCs w:val="20"/>
               </w:rPr>
-              <w:t xml:space="preserve">147</w:t>
+              <w:t xml:space="preserve">97</w:t>
             </w:r>
           </w:p>
         </w:tc>
@@ -370,7 +370,7 @@
                 <w:sz w:val="20"/>
                 <w:szCs w:val="20"/>
               </w:rPr>
-              <w:t xml:space="preserve">68</w:t>
+              <w:t xml:space="preserve">41</w:t>
             </w:r>
           </w:p>
         </w:tc>
